--- a/Documentation.docx
+++ b/Documentation.docx
@@ -11,6 +11,7 @@
           <w:sz w:val="40"/>
           <w:szCs w:val="40"/>
           <w:u w:val="single"/>
+          <w:lang w:val="en-US"/>
         </w:rPr>
       </w:pPr>
       <w:r>
@@ -23,6 +24,43 @@
         </w:rPr>
         <w:t>Northwind Traders Sales Analytics Dashboard</w:t>
       </w:r>
+    </w:p>
+    <w:p>
+      <w:pPr>
+        <w:jc w:val="center"/>
+        <w:rPr>
+          <w:b/>
+          <w:bCs/>
+          <w:u w:val="single"/>
+          <w:lang w:val="en-US"/>
+        </w:rPr>
+      </w:pPr>
+      <w:hyperlink r:id="rId5" w:history="1">
+        <w:r>
+          <w:rPr>
+            <w:rStyle w:val="Hyperlink"/>
+            <w:b/>
+            <w:bCs/>
+          </w:rPr>
+          <w:t>GitHub - BobbySU/D</w:t>
+        </w:r>
+        <w:r>
+          <w:rPr>
+            <w:rStyle w:val="Hyperlink"/>
+            <w:b/>
+            <w:bCs/>
+          </w:rPr>
+          <w:t>a</w:t>
+        </w:r>
+        <w:r>
+          <w:rPr>
+            <w:rStyle w:val="Hyperlink"/>
+            <w:b/>
+            <w:bCs/>
+          </w:rPr>
+          <w:t>ta-Analytics-and-Visualizations</w:t>
+        </w:r>
+      </w:hyperlink>
     </w:p>
     <w:p>
       <w:pPr>
@@ -122,7 +160,7 @@
                     </pic:cNvPicPr>
                   </pic:nvPicPr>
                   <pic:blipFill>
-                    <a:blip r:embed="rId5">
+                    <a:blip r:embed="rId6">
                       <a:extLst>
                         <a:ext uri="{28A0092B-C50C-407E-A947-70E740481C1C}">
                           <a14:useLocalDpi xmlns:a14="http://schemas.microsoft.com/office/drawing/2010/main" val="0"/>
@@ -305,7 +343,7 @@
                     <pic:cNvPicPr/>
                   </pic:nvPicPr>
                   <pic:blipFill>
-                    <a:blip r:embed="rId6"/>
+                    <a:blip r:embed="rId7"/>
                     <a:stretch>
                       <a:fillRect/>
                     </a:stretch>
@@ -1041,7 +1079,7 @@
                     </pic:cNvPicPr>
                   </pic:nvPicPr>
                   <pic:blipFill>
-                    <a:blip r:embed="rId5">
+                    <a:blip r:embed="rId6">
                       <a:extLst>
                         <a:ext uri="{28A0092B-C50C-407E-A947-70E740481C1C}">
                           <a14:useLocalDpi xmlns:a14="http://schemas.microsoft.com/office/drawing/2010/main" val="0"/>
@@ -1102,7 +1140,7 @@
                     </pic:cNvPicPr>
                   </pic:nvPicPr>
                   <pic:blipFill>
-                    <a:blip r:embed="rId7">
+                    <a:blip r:embed="rId8">
                       <a:extLst>
                         <a:ext uri="{28A0092B-C50C-407E-A947-70E740481C1C}">
                           <a14:useLocalDpi xmlns:a14="http://schemas.microsoft.com/office/drawing/2010/main" val="0"/>
@@ -1175,7 +1213,7 @@
                     </pic:cNvPicPr>
                   </pic:nvPicPr>
                   <pic:blipFill>
-                    <a:blip r:embed="rId8">
+                    <a:blip r:embed="rId9">
                       <a:extLst>
                         <a:ext uri="{28A0092B-C50C-407E-A947-70E740481C1C}">
                           <a14:useLocalDpi xmlns:a14="http://schemas.microsoft.com/office/drawing/2010/main" val="0"/>
@@ -1241,7 +1279,7 @@
                     </pic:cNvPicPr>
                   </pic:nvPicPr>
                   <pic:blipFill>
-                    <a:blip r:embed="rId9">
+                    <a:blip r:embed="rId10">
                       <a:extLst>
                         <a:ext uri="{28A0092B-C50C-407E-A947-70E740481C1C}">
                           <a14:useLocalDpi xmlns:a14="http://schemas.microsoft.com/office/drawing/2010/main" val="0"/>
@@ -1310,7 +1348,7 @@
                     </pic:cNvPicPr>
                   </pic:nvPicPr>
                   <pic:blipFill>
-                    <a:blip r:embed="rId8">
+                    <a:blip r:embed="rId9">
                       <a:extLst>
                         <a:ext uri="{28A0092B-C50C-407E-A947-70E740481C1C}">
                           <a14:useLocalDpi xmlns:a14="http://schemas.microsoft.com/office/drawing/2010/main" val="0"/>
@@ -1380,7 +1418,7 @@
                     <pic:cNvPicPr/>
                   </pic:nvPicPr>
                   <pic:blipFill>
-                    <a:blip r:embed="rId10"/>
+                    <a:blip r:embed="rId11"/>
                     <a:stretch>
                       <a:fillRect/>
                     </a:stretch>
@@ -1427,7 +1465,7 @@
           <w:noProof/>
         </w:rPr>
         <w:drawing>
-          <wp:inline distT="0" distB="0" distL="0" distR="0" wp14:anchorId="6E209A7D" wp14:editId="79A8E58C">
+          <wp:inline distT="0" distB="0" distL="0" distR="0" wp14:anchorId="6E209A7D" wp14:editId="132C51E6">
             <wp:extent cx="5760720" cy="3285988"/>
             <wp:effectExtent l="0" t="0" r="0" b="0"/>
             <wp:docPr id="67207325" name="Picture 6"/>
@@ -1444,7 +1482,7 @@
                     </pic:cNvPicPr>
                   </pic:nvPicPr>
                   <pic:blipFill>
-                    <a:blip r:embed="rId11" cstate="print">
+                    <a:blip r:embed="rId12" cstate="print">
                       <a:extLst>
                         <a:ext uri="{28A0092B-C50C-407E-A947-70E740481C1C}">
                           <a14:useLocalDpi xmlns:a14="http://schemas.microsoft.com/office/drawing/2010/main" val="0"/>
@@ -3152,7 +3190,6 @@
   <w:style w:type="character" w:default="1" w:styleId="DefaultParagraphFont">
     <w:name w:val="Default Paragraph Font"/>
     <w:uiPriority w:val="1"/>
-    <w:semiHidden/>
     <w:unhideWhenUsed/>
   </w:style>
   <w:style w:type="table" w:default="1" w:styleId="TableNormal">
@@ -3464,6 +3501,41 @@
       <w:smallCaps/>
       <w:color w:val="0F4761" w:themeColor="accent1" w:themeShade="BF"/>
       <w:spacing w:val="5"/>
+    </w:rPr>
+  </w:style>
+  <w:style w:type="character" w:styleId="Hyperlink">
+    <w:name w:val="Hyperlink"/>
+    <w:basedOn w:val="DefaultParagraphFont"/>
+    <w:uiPriority w:val="99"/>
+    <w:unhideWhenUsed/>
+    <w:rsid w:val="0069250B"/>
+    <w:rPr>
+      <w:color w:val="467886" w:themeColor="hyperlink"/>
+      <w:u w:val="single"/>
+    </w:rPr>
+  </w:style>
+  <w:style w:type="character" w:styleId="UnresolvedMention">
+    <w:name w:val="Unresolved Mention"/>
+    <w:basedOn w:val="DefaultParagraphFont"/>
+    <w:uiPriority w:val="99"/>
+    <w:semiHidden/>
+    <w:unhideWhenUsed/>
+    <w:rsid w:val="0069250B"/>
+    <w:rPr>
+      <w:color w:val="605E5C"/>
+      <w:shd w:val="clear" w:color="auto" w:fill="E1DFDD"/>
+    </w:rPr>
+  </w:style>
+  <w:style w:type="character" w:styleId="FollowedHyperlink">
+    <w:name w:val="FollowedHyperlink"/>
+    <w:basedOn w:val="DefaultParagraphFont"/>
+    <w:uiPriority w:val="99"/>
+    <w:semiHidden/>
+    <w:unhideWhenUsed/>
+    <w:rsid w:val="00474999"/>
+    <w:rPr>
+      <w:color w:val="96607D" w:themeColor="followedHyperlink"/>
+      <w:u w:val="single"/>
     </w:rPr>
   </w:style>
 </w:styles>
